--- a/assets/Sai_Sumanth_Resume_Python.docx
+++ b/assets/Sai_Sumanth_Resume_Python.docx
@@ -286,14 +286,7 @@
           <w:sz w:val="20"/>
           <w:szCs w:val="20"/>
         </w:rPr>
-        <w:t xml:space="preserve"> </w:t>
-      </w:r>
-      <w:r>
-        <w:rPr>
-          <w:sz w:val="20"/>
-          <w:szCs w:val="20"/>
-        </w:rPr>
-        <w:t>using Python</w:t>
+        <w:t xml:space="preserve"> using Python</w:t>
       </w:r>
       <w:r>
         <w:rPr>
@@ -307,14 +300,7 @@
           <w:sz w:val="20"/>
           <w:szCs w:val="20"/>
         </w:rPr>
-        <w:t>automation</w:t>
-      </w:r>
-      <w:r>
-        <w:rPr>
-          <w:sz w:val="20"/>
-          <w:szCs w:val="20"/>
-        </w:rPr>
-        <w:t xml:space="preserve"> </w:t>
+        <w:t xml:space="preserve">automation </w:t>
       </w:r>
       <w:r>
         <w:rPr>
@@ -328,14 +314,7 @@
           <w:sz w:val="20"/>
           <w:szCs w:val="20"/>
         </w:rPr>
-        <w:t>clinical</w:t>
-      </w:r>
-      <w:r>
-        <w:rPr>
-          <w:sz w:val="20"/>
-          <w:szCs w:val="20"/>
-        </w:rPr>
-        <w:t xml:space="preserve"> </w:t>
+        <w:t xml:space="preserve">clinical </w:t>
       </w:r>
       <w:r>
         <w:rPr>
@@ -389,11 +368,7 @@
         </w:rPr>
       </w:pPr>
       <w:r>
-        <w:rPr>
-          <w:sz w:val="20"/>
-          <w:szCs w:val="20"/>
-        </w:rPr>
-        <w:t>Veeva EDC &amp; Veeva CDB Programming</w:t>
+        <w:t>End-to-End Veeva CDB Configuration, Data Pipelines, Validations, and Production Deployments</w:t>
       </w:r>
       <w:r>
         <w:rPr>
@@ -417,14 +392,7 @@
           <w:sz w:val="20"/>
           <w:szCs w:val="20"/>
         </w:rPr>
-        <w:t>Python-based Data Cleaning and Clinical Data Reporting</w:t>
-      </w:r>
-      <w:r>
-        <w:rPr>
-          <w:sz w:val="20"/>
-          <w:szCs w:val="20"/>
-        </w:rPr>
-        <w:t>.</w:t>
+        <w:t>Python-based Data Cleaning and Clinical Data Reporting.</w:t>
       </w:r>
     </w:p>
     <w:p>
@@ -686,14 +654,7 @@
           <w:sz w:val="20"/>
           <w:szCs w:val="20"/>
         </w:rPr>
-        <w:t>Lead clinical data cleaning and reporting activities by developing analysis-ready data listings and customized reports using Python</w:t>
-      </w:r>
-      <w:r>
-        <w:rPr>
-          <w:sz w:val="20"/>
-          <w:szCs w:val="20"/>
-        </w:rPr>
-        <w:t>.</w:t>
+        <w:t>Lead clinical data cleaning and reporting activities by developing analysis-ready data listings and customized reports using Python.</w:t>
       </w:r>
     </w:p>
     <w:p>
@@ -741,14 +702,7 @@
           <w:sz w:val="20"/>
           <w:szCs w:val="20"/>
         </w:rPr>
-        <w:t>, data quality oversight, and production deployments</w:t>
-      </w:r>
-      <w:r>
-        <w:rPr>
-          <w:sz w:val="20"/>
-          <w:szCs w:val="20"/>
-        </w:rPr>
-        <w:t>.</w:t>
+        <w:t>, data quality oversight, and production deployments.</w:t>
       </w:r>
     </w:p>
     <w:p>
@@ -765,14 +719,7 @@
           <w:sz w:val="20"/>
           <w:szCs w:val="20"/>
         </w:rPr>
-        <w:t>Developed Python-based file migration solutions to automate secure data movement, improve operational efficiency, and reduce manual migration efforts</w:t>
-      </w:r>
-      <w:r>
-        <w:rPr>
-          <w:sz w:val="20"/>
-          <w:szCs w:val="20"/>
-        </w:rPr>
-        <w:t>.</w:t>
+        <w:t>Developed Python-based file migration solutions to automate secure data movement, improve operational efficiency, and reduce manual migration efforts.</w:t>
       </w:r>
     </w:p>
     <w:p>
@@ -989,14 +936,7 @@
           <w:sz w:val="20"/>
           <w:szCs w:val="20"/>
         </w:rPr>
-        <w:t>Performed database testing, external data integrations, data transfers, and study documentation activities</w:t>
-      </w:r>
-      <w:r>
-        <w:rPr>
-          <w:sz w:val="20"/>
-          <w:szCs w:val="20"/>
-        </w:rPr>
-        <w:t>.</w:t>
+        <w:t>Performed database testing, external data integrations, data transfers, and study documentation activities.</w:t>
       </w:r>
     </w:p>
     <w:p>
@@ -1013,14 +953,7 @@
           <w:sz w:val="20"/>
           <w:szCs w:val="20"/>
         </w:rPr>
-        <w:t>Collaborated with sponsors and project teams to deliver high-quality clinical databases within defined timelines</w:t>
-      </w:r>
-      <w:r>
-        <w:rPr>
-          <w:sz w:val="20"/>
-          <w:szCs w:val="20"/>
-        </w:rPr>
-        <w:t>.</w:t>
+        <w:t>Collaborated with sponsors and project teams to deliver high-quality clinical databases within defined timelines.</w:t>
       </w:r>
     </w:p>
     <w:p>

--- a/assets/Sai_Sumanth_Resume_Python.docx
+++ b/assets/Sai_Sumanth_Resume_Python.docx
@@ -368,6 +368,10 @@
         </w:rPr>
       </w:pPr>
       <w:r>
+        <w:rPr>
+          <w:sz w:val="20"/>
+          <w:szCs w:val="20"/>
+        </w:rPr>
         <w:t>End-to-End Veeva CDB Configuration, Data Pipelines, Validations, and Production Deployments</w:t>
       </w:r>
       <w:r>
